--- a/expt2_cocultures/protocols/heat serial transfer with flow.docx
+++ b/expt2_cocultures/protocols/heat serial transfer with flow.docx
@@ -42,7 +42,23 @@
           <w:b/>
           <w:bCs/>
         </w:rPr>
-        <w:t>Bacterial liquid culture serial transfer for ecology</w:t>
+        <w:t xml:space="preserve">Bacterial liquid culture serial </w:t>
+      </w:r>
+      <w:proofErr w:type="gramStart"/>
+      <w:r>
+        <w:rPr>
+          <w:b/>
+          <w:bCs/>
+        </w:rPr>
+        <w:t>transfer</w:t>
+      </w:r>
+      <w:proofErr w:type="gramEnd"/>
+      <w:r>
+        <w:rPr>
+          <w:b/>
+          <w:bCs/>
+        </w:rPr>
+        <w:t xml:space="preserve"> for ecology</w:t>
       </w:r>
     </w:p>
     <w:p>
@@ -110,8 +126,19 @@
           <w:i/>
           <w:iCs/>
         </w:rPr>
-        <w:t>P. protegens</w:t>
-      </w:r>
+        <w:t xml:space="preserve">P. </w:t>
+      </w:r>
+      <w:proofErr w:type="spellStart"/>
+      <w:r>
+        <w:rPr>
+          <w:b/>
+          <w:bCs/>
+          <w:i/>
+          <w:iCs/>
+        </w:rPr>
+        <w:t>protegens</w:t>
+      </w:r>
+      <w:proofErr w:type="spellEnd"/>
       <w:r>
         <w:rPr>
           <w:b/>
@@ -126,8 +153,19 @@
           <w:i/>
           <w:iCs/>
         </w:rPr>
-        <w:t>P. grimontii</w:t>
-      </w:r>
+        <w:t xml:space="preserve">P. </w:t>
+      </w:r>
+      <w:proofErr w:type="spellStart"/>
+      <w:r>
+        <w:rPr>
+          <w:b/>
+          <w:bCs/>
+          <w:i/>
+          <w:iCs/>
+        </w:rPr>
+        <w:t>grimontii</w:t>
+      </w:r>
+      <w:proofErr w:type="spellEnd"/>
       <w:r>
         <w:rPr>
           <w:b/>
@@ -142,8 +180,19 @@
           <w:i/>
           <w:iCs/>
         </w:rPr>
-        <w:t>P. veronii</w:t>
-      </w:r>
+        <w:t xml:space="preserve">P. </w:t>
+      </w:r>
+      <w:proofErr w:type="spellStart"/>
+      <w:r>
+        <w:rPr>
+          <w:b/>
+          <w:bCs/>
+          <w:i/>
+          <w:iCs/>
+        </w:rPr>
+        <w:t>veronii</w:t>
+      </w:r>
+      <w:proofErr w:type="spellEnd"/>
       <w:r>
         <w:rPr>
           <w:b/>
@@ -155,13 +204,37 @@
         <w:t>)</w:t>
       </w:r>
       <w:r>
-        <w:t>. The basic idea of the protocol is as follows: After growing up overnight cultures from plates with single colonies, the monoculture cell densities are measured by flow cy</w:t>
-      </w:r>
-      <w:r>
-        <w:t xml:space="preserve">tometry. The cells are diluted to equal starting densities then combined in all 15 possible combinations of communities (i.e., monocultures as well as pairs, triplets, and the quad community). </w:t>
-      </w:r>
-      <w:r>
-        <w:t xml:space="preserve">Liquid batch culture, serial transfer is used to grow the bacterial cells every day (these dynamics approximate </w:t>
+        <w:t xml:space="preserve">. The basic idea of the protocol is as follows: After </w:t>
+      </w:r>
+      <w:proofErr w:type="gramStart"/>
+      <w:r>
+        <w:t>growing up</w:t>
+      </w:r>
+      <w:proofErr w:type="gramEnd"/>
+      <w:r>
+        <w:t xml:space="preserve"> overnight cultures from plates with single colonies, the monoculture cell densities are measured by flow cy</w:t>
+      </w:r>
+      <w:r>
+        <w:t xml:space="preserve">tometry. The cells are diluted to equal starting densities then combined </w:t>
+      </w:r>
+      <w:proofErr w:type="gramStart"/>
+      <w:r>
+        <w:t>in</w:t>
+      </w:r>
+      <w:proofErr w:type="gramEnd"/>
+      <w:r>
+        <w:t xml:space="preserve"> all 15 possible combinations of communities (i.e., monocultures as well as pairs, triplets, and the quad community). </w:t>
+      </w:r>
+      <w:r>
+        <w:t xml:space="preserve">Liquid batch culture, serial transfer is used to grow the bacterial cells every day (these dynamics </w:t>
+      </w:r>
+      <w:proofErr w:type="gramStart"/>
+      <w:r>
+        <w:t>approximate</w:t>
+      </w:r>
+      <w:proofErr w:type="gramEnd"/>
+      <w:r>
+        <w:t xml:space="preserve"> </w:t>
       </w:r>
       <w:r>
         <w:t xml:space="preserve">slow </w:t>
@@ -173,7 +246,20 @@
         <w:t>h</w:t>
       </w:r>
       <w:r>
-        <w:t xml:space="preserve"> and thus Lotka-Voltera type dynamics</w:t>
+        <w:t xml:space="preserve"> and thus Lotka-</w:t>
+      </w:r>
+      <w:proofErr w:type="spellStart"/>
+      <w:proofErr w:type="gramStart"/>
+      <w:r>
+        <w:t>Voltera</w:t>
+      </w:r>
+      <w:proofErr w:type="spellEnd"/>
+      <w:r>
+        <w:t xml:space="preserve"> type</w:t>
+      </w:r>
+      <w:proofErr w:type="gramEnd"/>
+      <w:r>
+        <w:t xml:space="preserve"> dynamics</w:t>
       </w:r>
       <w:r>
         <w:t xml:space="preserve">). </w:t>
@@ -366,8 +452,13 @@
           <w:numId w:val="14"/>
         </w:numPr>
       </w:pPr>
-      <w:r>
-        <w:t>Cryostocks (use the –20 frozen rack to bring them up from the –80*C)</w:t>
+      <w:proofErr w:type="spellStart"/>
+      <w:r>
+        <w:t>Cryostocks</w:t>
+      </w:r>
+      <w:proofErr w:type="spellEnd"/>
+      <w:r>
+        <w:t xml:space="preserve"> (use the –20 frozen rack to bring them up from the –80*C)</w:t>
       </w:r>
     </w:p>
     <w:p>
@@ -395,7 +486,15 @@
       </w:pPr>
       <w:r>
         <w:lastRenderedPageBreak/>
-        <w:t>Get safety cabinet ready (remove unnecessary stuff, disinfect, and add needed materials. Let the cabinet run for ~15 minutes before using it.)</w:t>
+        <w:t xml:space="preserve">Get </w:t>
+      </w:r>
+      <w:proofErr w:type="gramStart"/>
+      <w:r>
+        <w:t>safety</w:t>
+      </w:r>
+      <w:proofErr w:type="gramEnd"/>
+      <w:r>
+        <w:t xml:space="preserve"> cabinet ready (remove unnecessary stuff, disinfect, and add needed materials. Let the cabinet run for ~15 minutes before using it.)</w:t>
       </w:r>
     </w:p>
     <w:p>
@@ -407,7 +506,15 @@
         </w:numPr>
       </w:pPr>
       <w:r>
-        <w:t>While the cabinet is getting ready, bring the cryostocks up from the basement.</w:t>
+        <w:t xml:space="preserve">While the cabinet is getting ready, bring the </w:t>
+      </w:r>
+      <w:proofErr w:type="spellStart"/>
+      <w:r>
+        <w:t>cryostocks</w:t>
+      </w:r>
+      <w:proofErr w:type="spellEnd"/>
+      <w:r>
+        <w:t xml:space="preserve"> up from the basement.</w:t>
       </w:r>
     </w:p>
     <w:p>
@@ -435,7 +542,15 @@
         </w:rPr>
       </w:pPr>
       <w:r>
-        <w:t xml:space="preserve">Streak each cryostock to its own separate petri dish. </w:t>
+        <w:t xml:space="preserve">Streak each </w:t>
+      </w:r>
+      <w:proofErr w:type="spellStart"/>
+      <w:r>
+        <w:t>cryostock</w:t>
+      </w:r>
+      <w:proofErr w:type="spellEnd"/>
+      <w:r>
+        <w:t xml:space="preserve"> to its own separate petri dish. </w:t>
       </w:r>
       <w:r>
         <w:t>The</w:t>
@@ -453,7 +568,15 @@
         <w:t>th</w:t>
       </w:r>
       <w:r>
-        <w:t xml:space="preserve"> petri dish is for the negative control.</w:t>
+        <w:t xml:space="preserve"> petri dish is for </w:t>
+      </w:r>
+      <w:proofErr w:type="gramStart"/>
+      <w:r>
+        <w:t>the negative</w:t>
+      </w:r>
+      <w:proofErr w:type="gramEnd"/>
+      <w:r>
+        <w:t xml:space="preserve"> control.</w:t>
       </w:r>
       <w:r>
         <w:br/>
@@ -623,7 +746,15 @@
         </w:numPr>
       </w:pPr>
       <w:r>
-        <w:t>Get safety cabinet ready (remove unnecessary stuff, disinfect, and add needed materials. Let the cabinet run for ~15 minutes before using it.)</w:t>
+        <w:t xml:space="preserve">Get </w:t>
+      </w:r>
+      <w:proofErr w:type="gramStart"/>
+      <w:r>
+        <w:t>safety</w:t>
+      </w:r>
+      <w:proofErr w:type="gramEnd"/>
+      <w:r>
+        <w:t xml:space="preserve"> cabinet ready (remove unnecessary stuff, disinfect, and add needed materials. Let the cabinet run for ~15 minutes before using it.)</w:t>
       </w:r>
     </w:p>
     <w:p>
@@ -698,7 +829,15 @@
         </w:rPr>
       </w:pPr>
       <w:r>
-        <w:t>Incubate at 28*C with shaking (225rpm) overnight.</w:t>
+        <w:t xml:space="preserve">Incubate at 28*C </w:t>
+      </w:r>
+      <w:proofErr w:type="gramStart"/>
+      <w:r>
+        <w:t>with</w:t>
+      </w:r>
+      <w:proofErr w:type="gramEnd"/>
+      <w:r>
+        <w:t xml:space="preserve"> shaking (225rpm) overnight.</w:t>
       </w:r>
     </w:p>
     <w:p>
@@ -779,7 +918,15 @@
         <w:t>STERILE</w:t>
       </w:r>
       <w:r>
-        <w:t xml:space="preserve"> 1x NaPPi (</w:t>
+        <w:t xml:space="preserve"> 1x </w:t>
+      </w:r>
+      <w:proofErr w:type="spellStart"/>
+      <w:r>
+        <w:t>NaPPi</w:t>
+      </w:r>
+      <w:proofErr w:type="spellEnd"/>
+      <w:r>
+        <w:t xml:space="preserve"> (</w:t>
       </w:r>
       <w:r>
         <w:t>final concentration: 2g/L, pH 7.5, filter sterilized</w:t>
@@ -797,8 +944,13 @@
         </w:numPr>
       </w:pPr>
       <w:r>
-        <w:t>~100mL of non-sterile 1x NaPPi</w:t>
-      </w:r>
+        <w:t xml:space="preserve">~100mL of non-sterile 1x </w:t>
+      </w:r>
+      <w:proofErr w:type="spellStart"/>
+      <w:r>
+        <w:t>NaPPi</w:t>
+      </w:r>
+      <w:proofErr w:type="spellEnd"/>
     </w:p>
     <w:p>
       <w:pPr>
@@ -985,7 +1137,15 @@
         <w:t>OR</w:t>
       </w:r>
       <w:r>
-        <w:t xml:space="preserve"> sterile 1.5mL microcentrifuge (“eppendorf”) t</w:t>
+        <w:t xml:space="preserve"> sterile 1.5mL microcentrifuge (“</w:t>
+      </w:r>
+      <w:proofErr w:type="spellStart"/>
+      <w:r>
+        <w:t>eppendorf</w:t>
+      </w:r>
+      <w:proofErr w:type="spellEnd"/>
+      <w:r>
+        <w:t>”) t</w:t>
       </w:r>
       <w:r>
         <w:t>ubes</w:t>
@@ -1015,7 +1175,15 @@
         </w:numPr>
       </w:pPr>
       <w:r>
-        <w:t>Get safety cabinet ready (remove unnecessary stuff, disinfect, and add needed m</w:t>
+        <w:t xml:space="preserve">Get </w:t>
+      </w:r>
+      <w:proofErr w:type="gramStart"/>
+      <w:r>
+        <w:t>safety</w:t>
+      </w:r>
+      <w:proofErr w:type="gramEnd"/>
+      <w:r>
+        <w:t xml:space="preserve"> cabinet ready (remove unnecessary stuff, disinfect, and add needed m</w:t>
       </w:r>
       <w:r>
         <w:t>aterials. Let the cabinet run for ~15 minutes before using it.)</w:t>
@@ -1062,7 +1230,15 @@
         <w:t>900uL</w:t>
       </w:r>
       <w:r>
-        <w:t xml:space="preserve"> of non-sterile NaPPi to top 3 rows of the 96-well deep well plate (this is 36 wells in total).</w:t>
+        <w:t xml:space="preserve"> of non-sterile </w:t>
+      </w:r>
+      <w:proofErr w:type="spellStart"/>
+      <w:r>
+        <w:t>NaPPi</w:t>
+      </w:r>
+      <w:proofErr w:type="spellEnd"/>
+      <w:r>
+        <w:t xml:space="preserve"> to top 3 rows of the 96-well deep well plate (this is 36 wells in total).</w:t>
       </w:r>
     </w:p>
     <w:p>
@@ -1253,7 +1429,15 @@
         <w:t>180uL</w:t>
       </w:r>
       <w:r>
-        <w:t xml:space="preserve"> of NaPPi into the 2</w:t>
+        <w:t xml:space="preserve"> of </w:t>
+      </w:r>
+      <w:proofErr w:type="spellStart"/>
+      <w:r>
+        <w:t>NaPPi</w:t>
+      </w:r>
+      <w:proofErr w:type="spellEnd"/>
+      <w:r>
+        <w:t xml:space="preserve"> into the 2</w:t>
       </w:r>
       <w:r>
         <w:rPr>
@@ -1309,7 +1493,15 @@
         <w:t>Record the concentrations</w:t>
       </w:r>
       <w:r>
-        <w:t xml:space="preserve"> (events/uL in the appropriate gate)</w:t>
+        <w:t xml:space="preserve"> (events/</w:t>
+      </w:r>
+      <w:proofErr w:type="spellStart"/>
+      <w:r>
+        <w:t>uL</w:t>
+      </w:r>
+      <w:proofErr w:type="spellEnd"/>
+      <w:r>
+        <w:t xml:space="preserve"> in the appropriate gate)</w:t>
       </w:r>
       <w:r>
         <w:t xml:space="preserve"> in the Excel spreadsheet to calculate the mean density of each overnight culture.</w:t>
@@ -1364,14 +1556,39 @@
           <w:i/>
           <w:iCs/>
         </w:rPr>
-        <w:t xml:space="preserve"> cells/uL</w:t>
-      </w:r>
-      <w:r>
-        <w:rPr>
-          <w:i/>
-          <w:iCs/>
-        </w:rPr>
-        <w:t xml:space="preserve"> (i.e., the inoculum itself is at 2*10^4 cells/uL but you will dilute it </w:t>
+        <w:t xml:space="preserve"> cells/</w:t>
+      </w:r>
+      <w:proofErr w:type="spellStart"/>
+      <w:r>
+        <w:rPr>
+          <w:i/>
+          <w:iCs/>
+        </w:rPr>
+        <w:t>uL</w:t>
+      </w:r>
+      <w:proofErr w:type="spellEnd"/>
+      <w:r>
+        <w:rPr>
+          <w:i/>
+          <w:iCs/>
+        </w:rPr>
+        <w:t xml:space="preserve"> (i.e., the inoculum itself is at 2*10^4 cells/</w:t>
+      </w:r>
+      <w:proofErr w:type="spellStart"/>
+      <w:r>
+        <w:rPr>
+          <w:i/>
+          <w:iCs/>
+        </w:rPr>
+        <w:t>uL</w:t>
+      </w:r>
+      <w:proofErr w:type="spellEnd"/>
+      <w:r>
+        <w:rPr>
+          <w:i/>
+          <w:iCs/>
+        </w:rPr>
+        <w:t xml:space="preserve"> but you will dilute it </w:t>
       </w:r>
       <w:r>
         <w:rPr>
@@ -1410,6 +1627,7 @@
       <w:r>
         <w:t xml:space="preserve">Follow part </w:t>
       </w:r>
+      <w:proofErr w:type="spellStart"/>
       <w:r>
         <w:rPr>
           <w:i/>
@@ -1417,6 +1635,7 @@
         </w:rPr>
         <w:t>a</w:t>
       </w:r>
+      <w:proofErr w:type="spellEnd"/>
       <w:r>
         <w:t xml:space="preserve"> if the cells need to be diluted (i.e., the </w:t>
       </w:r>
@@ -1430,8 +1649,13 @@
         <w:t>2</w:t>
       </w:r>
       <w:r>
-        <w:t>0 cells/uL</w:t>
-      </w:r>
+        <w:t>0 cells/</w:t>
+      </w:r>
+      <w:proofErr w:type="spellStart"/>
+      <w:r>
+        <w:t>uL</w:t>
+      </w:r>
+      <w:proofErr w:type="spellEnd"/>
       <w:r>
         <w:t xml:space="preserve"> on the cytometer</w:t>
       </w:r>
@@ -1455,8 +1679,13 @@
         <w:t xml:space="preserve">concentration of the diluted </w:t>
       </w:r>
       <w:r>
-        <w:t>overnight cultures are at &lt;10 cells/uL</w:t>
-      </w:r>
+        <w:t>overnight cultures are at &lt;10 cells/</w:t>
+      </w:r>
+      <w:proofErr w:type="spellStart"/>
+      <w:r>
+        <w:t>uL</w:t>
+      </w:r>
+      <w:proofErr w:type="spellEnd"/>
       <w:r>
         <w:t xml:space="preserve"> on the cytometer</w:t>
       </w:r>
@@ -1483,7 +1712,15 @@
         </w:numPr>
       </w:pPr>
       <w:r>
-        <w:t>Label the 1.5mL eppendorf tubes.</w:t>
+        <w:t xml:space="preserve">Label the 1.5mL </w:t>
+      </w:r>
+      <w:proofErr w:type="spellStart"/>
+      <w:r>
+        <w:t>eppendorf</w:t>
+      </w:r>
+      <w:proofErr w:type="spellEnd"/>
+      <w:r>
+        <w:t xml:space="preserve"> tubes.</w:t>
       </w:r>
       <w:r>
         <w:br/>
@@ -1510,7 +1747,15 @@
         <w:t>STERILE</w:t>
       </w:r>
       <w:r>
-        <w:t xml:space="preserve"> NaPPi.</w:t>
+        <w:t xml:space="preserve"> </w:t>
+      </w:r>
+      <w:proofErr w:type="spellStart"/>
+      <w:r>
+        <w:t>NaPPi</w:t>
+      </w:r>
+      <w:proofErr w:type="spellEnd"/>
+      <w:r>
+        <w:t>.</w:t>
       </w:r>
     </w:p>
     <w:p>
@@ -1550,8 +1795,13 @@
         <w:br/>
       </w:r>
       <w:r>
-        <w:t>Discard the supernatent</w:t>
-      </w:r>
+        <w:t xml:space="preserve">Discard the </w:t>
+      </w:r>
+      <w:proofErr w:type="spellStart"/>
+      <w:r>
+        <w:t>supernatent</w:t>
+      </w:r>
+      <w:proofErr w:type="spellEnd"/>
       <w:r>
         <w:t xml:space="preserve"> by pipetting it out carefully</w:t>
       </w:r>
@@ -1574,8 +1824,13 @@
         <w:t>STERILE</w:t>
       </w:r>
       <w:r>
-        <w:t xml:space="preserve"> NaPPi</w:t>
-      </w:r>
+        <w:t xml:space="preserve"> </w:t>
+      </w:r>
+      <w:proofErr w:type="spellStart"/>
+      <w:r>
+        <w:t>NaPPi</w:t>
+      </w:r>
+      <w:proofErr w:type="spellEnd"/>
       <w:r>
         <w:t>. Pipette up and down to resuspend</w:t>
       </w:r>
@@ -1634,7 +1889,23 @@
           <w:i/>
           <w:iCs/>
         </w:rPr>
-        <w:t xml:space="preserve"> cells/uL.</w:t>
+        <w:t xml:space="preserve"> cells/</w:t>
+      </w:r>
+      <w:proofErr w:type="spellStart"/>
+      <w:r>
+        <w:rPr>
+          <w:i/>
+          <w:iCs/>
+        </w:rPr>
+        <w:t>uL</w:t>
+      </w:r>
+      <w:proofErr w:type="spellEnd"/>
+      <w:r>
+        <w:rPr>
+          <w:i/>
+          <w:iCs/>
+        </w:rPr>
+        <w:t>.</w:t>
       </w:r>
     </w:p>
     <w:p>
@@ -1661,7 +1932,15 @@
         <w:t xml:space="preserve">200uL of </w:t>
       </w:r>
       <w:r>
-        <w:t xml:space="preserve">sterile NaPPi as a control in the </w:t>
+        <w:t xml:space="preserve">sterile </w:t>
+      </w:r>
+      <w:proofErr w:type="spellStart"/>
+      <w:r>
+        <w:t>NaPPi</w:t>
+      </w:r>
+      <w:proofErr w:type="spellEnd"/>
+      <w:r>
+        <w:t xml:space="preserve"> as a control in the </w:t>
       </w:r>
       <w:r>
         <w:t>last well of the 2</w:t>
@@ -1782,8 +2061,17 @@
           <w:b/>
           <w:bCs/>
         </w:rPr>
-        <w:t xml:space="preserve"> uL</w:t>
-      </w:r>
+        <w:t xml:space="preserve"> </w:t>
+      </w:r>
+      <w:proofErr w:type="spellStart"/>
+      <w:r>
+        <w:rPr>
+          <w:b/>
+          <w:bCs/>
+        </w:rPr>
+        <w:t>uL</w:t>
+      </w:r>
+      <w:proofErr w:type="spellEnd"/>
       <w:r>
         <w:t>.</w:t>
       </w:r>
@@ -1830,8 +2118,17 @@
           <w:b/>
           <w:bCs/>
         </w:rPr>
-        <w:t xml:space="preserve"> uL</w:t>
-      </w:r>
+        <w:t xml:space="preserve"> </w:t>
+      </w:r>
+      <w:proofErr w:type="spellStart"/>
+      <w:r>
+        <w:rPr>
+          <w:b/>
+          <w:bCs/>
+        </w:rPr>
+        <w:t>uL</w:t>
+      </w:r>
+      <w:proofErr w:type="spellEnd"/>
       <w:r>
         <w:t xml:space="preserve"> to each well.</w:t>
       </w:r>
@@ -2134,7 +2431,15 @@
         </w:numPr>
       </w:pPr>
       <w:r>
-        <w:t>Get safety cabinet ready (remove unnecessary stuff, disinfect, and add needed materials. Let the cabinet run for ~15 minutes before using it.)</w:t>
+        <w:t xml:space="preserve">Get </w:t>
+      </w:r>
+      <w:proofErr w:type="gramStart"/>
+      <w:r>
+        <w:t>safety</w:t>
+      </w:r>
+      <w:proofErr w:type="gramEnd"/>
+      <w:r>
+        <w:t xml:space="preserve"> cabinet ready (remove unnecessary stuff, disinfect, and add needed materials. Let the cabinet run for ~15 minutes before using it.)</w:t>
       </w:r>
     </w:p>
     <w:p>
@@ -2436,7 +2741,11 @@
         </w:numPr>
       </w:pPr>
       <w:r>
-        <w:t>1x Na</w:t>
+        <w:t xml:space="preserve">1x </w:t>
+      </w:r>
+      <w:proofErr w:type="spellStart"/>
+      <w:r>
+        <w:t>Na</w:t>
       </w:r>
       <w:r>
         <w:t>PP</w:t>
@@ -2444,6 +2753,7 @@
       <w:r>
         <w:t>i</w:t>
       </w:r>
+      <w:proofErr w:type="spellEnd"/>
       <w:r>
         <w:t xml:space="preserve"> </w:t>
       </w:r>
@@ -2540,6 +2850,7 @@
       <w:r>
         <w:t xml:space="preserve"> </w:t>
       </w:r>
+      <w:proofErr w:type="spellStart"/>
       <w:r>
         <w:t>m</w:t>
       </w:r>
@@ -2556,7 +2867,11 @@
         <w:t>n</w:t>
       </w:r>
       <w:r>
-        <w:t>el Pipette</w:t>
+        <w:t>el</w:t>
+      </w:r>
+      <w:proofErr w:type="spellEnd"/>
+      <w:r>
+        <w:t xml:space="preserve"> Pipette</w:t>
       </w:r>
     </w:p>
     <w:p>
@@ -2632,7 +2947,15 @@
         </w:numPr>
       </w:pPr>
       <w:r>
-        <w:t xml:space="preserve">Get safety cabinet ready (remove unnecessary stuff, </w:t>
+        <w:t xml:space="preserve">Get </w:t>
+      </w:r>
+      <w:proofErr w:type="gramStart"/>
+      <w:r>
+        <w:t>safety</w:t>
+      </w:r>
+      <w:proofErr w:type="gramEnd"/>
+      <w:r>
+        <w:t xml:space="preserve"> cabinet ready (remove unnecessary stuff, </w:t>
       </w:r>
       <w:r>
         <w:t>disinfect,</w:t>
@@ -2659,8 +2982,13 @@
         </w:numPr>
       </w:pPr>
       <w:r>
-        <w:t>Fill Reservoir with 1x NaPPi</w:t>
-      </w:r>
+        <w:t xml:space="preserve">Fill Reservoir with 1x </w:t>
+      </w:r>
+      <w:proofErr w:type="spellStart"/>
+      <w:r>
+        <w:t>NaPPi</w:t>
+      </w:r>
+      <w:proofErr w:type="spellEnd"/>
     </w:p>
     <w:p>
       <w:pPr>
@@ -2683,8 +3011,13 @@
         <w:t>L</w:t>
       </w:r>
       <w:r>
-        <w:t xml:space="preserve"> of NaPPi</w:t>
-      </w:r>
+        <w:t xml:space="preserve"> of </w:t>
+      </w:r>
+      <w:proofErr w:type="spellStart"/>
+      <w:r>
+        <w:t>NaPPi</w:t>
+      </w:r>
+      <w:proofErr w:type="spellEnd"/>
     </w:p>
     <w:p>
       <w:pPr>
@@ -2705,8 +3038,13 @@
         <w:t>500µ</w:t>
       </w:r>
       <w:r>
-        <w:t>l of NaPPi</w:t>
-      </w:r>
+        <w:t xml:space="preserve">l of </w:t>
+      </w:r>
+      <w:proofErr w:type="spellStart"/>
+      <w:r>
+        <w:t>NaPPi</w:t>
+      </w:r>
+      <w:proofErr w:type="spellEnd"/>
       <w:r>
         <w:t xml:space="preserve"> </w:t>
       </w:r>
@@ -2765,7 +3103,15 @@
         <w:t>180µl</w:t>
       </w:r>
       <w:r>
-        <w:t xml:space="preserve"> of NaPPi in each well of the two non-sterile flat bottom 96-</w:t>
+        <w:t xml:space="preserve"> of </w:t>
+      </w:r>
+      <w:proofErr w:type="spellStart"/>
+      <w:r>
+        <w:t>NaPPi</w:t>
+      </w:r>
+      <w:proofErr w:type="spellEnd"/>
+      <w:r>
+        <w:t xml:space="preserve"> in each well of the two non-sterile flat bottom 96-</w:t>
       </w:r>
       <w:r>
         <w:t>plate</w:t>
@@ -2883,7 +3229,15 @@
         <w:t>20µl</w:t>
       </w:r>
       <w:r>
-        <w:t xml:space="preserve"> (NaPPi + Cells) of the wells from the deep 96-plate to the 96-wells </w:t>
+        <w:t xml:space="preserve"> (</w:t>
+      </w:r>
+      <w:proofErr w:type="spellStart"/>
+      <w:r>
+        <w:t>NaPPi</w:t>
+      </w:r>
+      <w:proofErr w:type="spellEnd"/>
+      <w:r>
+        <w:t xml:space="preserve"> + Cells) of the wells from the deep 96-plate to the 96-wells </w:t>
       </w:r>
       <w:r>
         <w:t>plate (look at the prepared sample plan</w:t>
@@ -2920,8 +3274,13 @@
           <w:numId w:val="12"/>
         </w:numPr>
       </w:pPr>
-      <w:r>
-        <w:t>Start up Cytometer</w:t>
+      <w:proofErr w:type="spellStart"/>
+      <w:r>
+        <w:t>Start up</w:t>
+      </w:r>
+      <w:proofErr w:type="spellEnd"/>
+      <w:r>
+        <w:t xml:space="preserve"> Cytometer</w:t>
       </w:r>
     </w:p>
     <w:p>
@@ -2945,7 +3304,23 @@
         <w:t>ilters</w:t>
       </w:r>
       <w:r>
-        <w:t xml:space="preserve"> kit (check 3 filters on blue laser and 1 filter on yellow laser).</w:t>
+        <w:t xml:space="preserve"> kit (check 3 filters on </w:t>
+      </w:r>
+      <w:proofErr w:type="gramStart"/>
+      <w:r>
+        <w:t>blue</w:t>
+      </w:r>
+      <w:proofErr w:type="gramEnd"/>
+      <w:r>
+        <w:t xml:space="preserve"> laser and 1 filter on </w:t>
+      </w:r>
+      <w:proofErr w:type="gramStart"/>
+      <w:r>
+        <w:t>yellow</w:t>
+      </w:r>
+      <w:proofErr w:type="gramEnd"/>
+      <w:r>
+        <w:t xml:space="preserve"> laser).</w:t>
       </w:r>
       <w:r>
         <w:t xml:space="preserve"> </w:t>
@@ -2988,8 +3363,13 @@
         <w:t>Start</w:t>
       </w:r>
       <w:r>
-        <w:t xml:space="preserve"> the programme</w:t>
-      </w:r>
+        <w:t xml:space="preserve"> the </w:t>
+      </w:r>
+      <w:proofErr w:type="spellStart"/>
+      <w:r>
+        <w:t>programme</w:t>
+      </w:r>
+      <w:proofErr w:type="spellEnd"/>
       <w:r>
         <w:t xml:space="preserve"> for plate 1</w:t>
       </w:r>
@@ -3006,7 +3386,15 @@
         </w:numPr>
       </w:pPr>
       <w:r>
-        <w:t xml:space="preserve">Make sure to check that well A3 is </w:t>
+        <w:t xml:space="preserve">Make sure to check that well A3 </w:t>
+      </w:r>
+      <w:proofErr w:type="gramStart"/>
+      <w:r>
+        <w:t>is</w:t>
+      </w:r>
+      <w:proofErr w:type="gramEnd"/>
+      <w:r>
+        <w:t xml:space="preserve"> </w:t>
       </w:r>
       <w:r>
         <w:rPr>
@@ -3020,14 +3408,30 @@
       </w:r>
       <w:r>
         <w:br/>
-        <w:t xml:space="preserve">If you forgot to switch the filter set, then it will show up in the GFP historgram gate (i.e., it will look like </w:t>
-      </w:r>
-      <w:r>
-        <w:rPr>
-          <w:i/>
-          <w:iCs/>
-        </w:rPr>
-        <w:t>P. grim</w:t>
+        <w:t xml:space="preserve">If you forgot to switch the filter set, then it will show up in the GFP </w:t>
+      </w:r>
+      <w:proofErr w:type="spellStart"/>
+      <w:r>
+        <w:t>historgram</w:t>
+      </w:r>
+      <w:proofErr w:type="spellEnd"/>
+      <w:r>
+        <w:t xml:space="preserve"> gate (i.e., it will look like </w:t>
+      </w:r>
+      <w:r>
+        <w:rPr>
+          <w:i/>
+          <w:iCs/>
+        </w:rPr>
+        <w:t xml:space="preserve">P. </w:t>
+      </w:r>
+      <w:proofErr w:type="spellStart"/>
+      <w:r>
+        <w:rPr>
+          <w:i/>
+          <w:iCs/>
+        </w:rPr>
+        <w:t>grim</w:t>
       </w:r>
       <w:r>
         <w:rPr>
@@ -3036,6 +3440,7 @@
         </w:rPr>
         <w:t>ontii</w:t>
       </w:r>
+      <w:proofErr w:type="spellEnd"/>
       <w:r>
         <w:t xml:space="preserve">). This is okay! You need to stop the run and switch the filters to be the correct ones. You can </w:t>
       </w:r>
@@ -3130,7 +3535,15 @@
         </w:numPr>
       </w:pPr>
       <w:r>
-        <w:t>Start the programme for plate 2.</w:t>
+        <w:t xml:space="preserve">Start the </w:t>
+      </w:r>
+      <w:proofErr w:type="spellStart"/>
+      <w:r>
+        <w:t>programme</w:t>
+      </w:r>
+      <w:proofErr w:type="spellEnd"/>
+      <w:r>
+        <w:t xml:space="preserve"> for plate 2.</w:t>
       </w:r>
     </w:p>
     <w:p>
@@ -3162,7 +3575,15 @@
         </w:rPr>
       </w:pPr>
       <w:r>
-        <w:t>Finally, you can dispose of the NaPPi + cells dilution that is in the deep well plate.</w:t>
+        <w:t xml:space="preserve">Finally, you can dispose of the </w:t>
+      </w:r>
+      <w:proofErr w:type="spellStart"/>
+      <w:r>
+        <w:t>NaPPi</w:t>
+      </w:r>
+      <w:proofErr w:type="spellEnd"/>
+      <w:r>
+        <w:t xml:space="preserve"> + cells dilution that is in the deep well plate.</w:t>
       </w:r>
       <w:r>
         <w:t xml:space="preserve"> Cover it with aluminum foil, add a bit of autoclave tape, and label it as “waste”. This goes in the bin marked “liquid waste to autoclave”.</w:t>
@@ -3354,7 +3775,28 @@
             <w:ind w:left="-115"/>
           </w:pPr>
           <w:r>
-            <w:t>Author(/s): Ana-Hermina Ghenu (&amp; transcribed by Anine Wyser)</w:t>
+            <w:t xml:space="preserve">Author(/s): </w:t>
+          </w:r>
+          <w:r>
+            <w:t>1</w:t>
+          </w:r>
+          <w:r>
+            <w:rPr>
+              <w:vertAlign w:val="superscript"/>
+            </w:rPr>
+            <w:t>st</w:t>
+          </w:r>
+          <w:r>
+            <w:t xml:space="preserve"> author</w:t>
+          </w:r>
+          <w:r>
+            <w:t xml:space="preserve"> (&amp; transcribed by </w:t>
+          </w:r>
+          <w:r>
+            <w:t>research technician</w:t>
+          </w:r>
+          <w:r>
+            <w:t>)</w:t>
           </w:r>
         </w:p>
         <w:p>
